--- a/Progres-Fatimah/Jurnal Submit/submit/MJMS/La Rangki/MJMS_Main_Manuscript_Blinded.docx
+++ b/Progres-Fatimah/Jurnal Submit/submit/MJMS/La Rangki/MJMS_Main_Manuscript_Blinded.docx
@@ -1,6 +1,6 @@
 
 <file path=word/document.xml><?xml version="1.0" encoding="utf-8"?>
-<w:document xmlns:wpc="http://schemas.microsoft.com/office/word/2010/wordprocessingCanvas" xmlns:cx="http://schemas.microsoft.com/office/drawing/2014/chartex" xmlns:cx1="http://schemas.microsoft.com/office/drawing/2015/9/8/chartex" xmlns:cx2="http://schemas.microsoft.com/office/drawing/2015/10/21/chartex" xmlns:cx3="http://schemas.microsoft.com/office/drawing/2016/5/9/chartex" xmlns:cx4="http://schemas.microsoft.com/office/drawing/2016/5/10/chartex" xmlns:cx5="http://schemas.microsoft.com/office/drawing/2016/5/11/chartex" xmlns:cx6="http://schemas.microsoft.com/office/drawing/2016/5/12/chartex" xmlns:cx7="http://schemas.microsoft.com/office/drawing/2016/5/13/chartex" xmlns:cx8="http://schemas.microsoft.com/office/drawing/2016/5/14/chartex" xmlns:mc="http://schemas.openxmlformats.org/markup-compatibility/2006" xmlns:aink="http://schemas.microsoft.com/office/drawing/2016/ink" xmlns:am3d="http://schemas.microsoft.com/office/drawing/2017/model3d" xmlns:o="urn:schemas-microsoft-com:office:office" xmlns:oel="http://schemas.microsoft.com/office/2019/extlst" xmlns:r="http://schemas.openxmlformats.org/officeDocument/2006/relationships" xmlns:m="http://schemas.openxmlformats.org/officeDocument/2006/math" xmlns:v="urn:schemas-microsoft-com:vml" xmlns:wp14="http://schemas.microsoft.com/office/word/2010/wordprocessingDrawing" xmlns:wp="http://schemas.openxmlformats.org/drawingml/2006/wordprocessingDrawing" xmlns:w10="urn:schemas-microsoft-com:office:word" xmlns:w="http://schemas.openxmlformats.org/wordprocessingml/2006/main" xmlns:w14="http://schemas.microsoft.com/office/word/2010/wordml" xmlns:w15="http://schemas.microsoft.com/office/word/2012/wordml" xmlns:w16cei="http://schemas.microsoft.com/office/word/2026/wordml/cei" xmlns:w16cex="http://schemas.microsoft.com/office/word/2018/wordml/cex" xmlns:w16cid="http://schemas.microsoft.com/office/word/2016/wordml/cid" xmlns:w16="http://schemas.microsoft.com/office/word/2018/wordml" xmlns:w16du="http://schemas.microsoft.com/office/word/2023/wordml/word16du" xmlns:w16sdtdh="http://schemas.microsoft.com/office/word/2020/wordml/sdtdatahash" xmlns:w16sdtfl="http://schemas.microsoft.com/office/word/2024/wordml/sdtformatlock" xmlns:w16se="http://schemas.microsoft.com/office/word/2015/wordml/symex" xmlns:wpg="http://schemas.microsoft.com/office/word/2010/wordprocessingGroup" xmlns:wpi="http://schemas.microsoft.com/office/word/2010/wordprocessingInk" xmlns:wne="http://schemas.microsoft.com/office/word/2006/wordml" xmlns:wps="http://schemas.microsoft.com/office/word/2010/wordprocessingShape" mc:Ignorable="w14 w15 w16se w16cid w16 w16cex w16sdtdh w16sdtfl w16du wp14">
+<w:document xmlns:wpc="http://schemas.microsoft.com/office/word/2010/wordprocessingCanvas" xmlns:cx="http://schemas.microsoft.com/office/drawing/2014/chartex" xmlns:cx1="http://schemas.microsoft.com/office/drawing/2015/9/8/chartex" xmlns:cx2="http://schemas.microsoft.com/office/drawing/2015/10/21/chartex" xmlns:cx3="http://schemas.microsoft.com/office/drawing/2016/5/9/chartex" xmlns:cx4="http://schemas.microsoft.com/office/drawing/2016/5/10/chartex" xmlns:cx5="http://schemas.microsoft.com/office/drawing/2016/5/11/chartex" xmlns:cx6="http://schemas.microsoft.com/office/drawing/2016/5/12/chartex" xmlns:cx7="http://schemas.microsoft.com/office/drawing/2016/5/13/chartex" xmlns:cx8="http://schemas.microsoft.com/office/drawing/2016/5/14/chartex" xmlns:mc="http://schemas.openxmlformats.org/markup-compatibility/2006" xmlns:aink="http://schemas.microsoft.com/office/drawing/2016/ink" xmlns:am3d="http://schemas.microsoft.com/office/drawing/2017/model3d" xmlns:o="urn:schemas-microsoft-com:office:office" xmlns:oel="http://schemas.microsoft.com/office/2019/extlst" xmlns:r="http://schemas.openxmlformats.org/officeDocument/2006/relationships" xmlns:m="http://schemas.openxmlformats.org/officeDocument/2006/math" xmlns:v="urn:schemas-microsoft-com:vml" xmlns:wp14="http://schemas.microsoft.com/office/word/2010/wordprocessingDrawing" xmlns:wp="http://schemas.openxmlformats.org/drawingml/2006/wordprocessingDrawing" xmlns:w10="urn:schemas-microsoft-com:office:word" xmlns:w="http://schemas.openxmlformats.org/wordprocessingml/2006/main" xmlns:w14="http://schemas.microsoft.com/office/word/2010/wordml" xmlns:w15="http://schemas.microsoft.com/office/word/2012/wordml" xmlns:w16cex="http://schemas.microsoft.com/office/word/2018/wordml/cex" xmlns:w16cid="http://schemas.microsoft.com/office/word/2016/wordml/cid" xmlns:w16="http://schemas.microsoft.com/office/word/2018/wordml" xmlns:w16du="http://schemas.microsoft.com/office/word/2023/wordml/word16du" xmlns:w16sdtdh="http://schemas.microsoft.com/office/word/2020/wordml/sdtdatahash" xmlns:w16sdtfl="http://schemas.microsoft.com/office/word/2024/wordml/sdtformatlock" xmlns:w16se="http://schemas.microsoft.com/office/word/2015/wordml/symex" xmlns:wpg="http://schemas.microsoft.com/office/word/2010/wordprocessingGroup" xmlns:wpi="http://schemas.microsoft.com/office/word/2010/wordprocessingInk" xmlns:wne="http://schemas.microsoft.com/office/word/2006/wordml" xmlns:wps="http://schemas.microsoft.com/office/word/2010/wordprocessingShape" mc:Ignorable="w14 w15 w16se w16cid w16 w16cex w16sdtdh w16sdtfl w16du wp14">
   <w:body>
     <w:p>
       <w:pPr>
@@ -43,18 +43,16 @@
         <w:t xml:space="preserve">This systematic review and meta-analysis examined postoperative complications, associated risk factors, and quality of life among patients with intestinal stomas. Articles published from 2017 onward were searched in PubMed/MEDLINE, Scopus, and Web of Science, and the selection process followed PRISMA 2020. Of 295 records identified, 5 duplicates were removed, 290 records were screened, 70 full-text articles were assessed, and 12 studies met the inclusion criteria. The included studies addressed early and postoperative stoma complications, high-output stoma, postoperative ileus, readmission, stoma-related obstruction, complications after stoma closure, sigmoid stoma complications after abdominoperineal resection, and quality-of-life outcomes. Most included studies were published in 2021 and used retrospective designs. </w:t>
       </w:r>
       <w:r>
-        <w:t>The exploratory pooled analysis showed an effect estimate of 1.12 with a 95% confidence interval of 0.60–1.65, indicating no statistically significant overall association. Heterogeneity was high (</w:t>
-      </w:r>
-      <w:proofErr w:type="gramStart"/>
-      <w:r>
-        <w:t>Q(10)=</w:t>
-      </w:r>
-      <w:proofErr w:type="gramEnd"/>
-      <w:r>
-        <w:t>104.53, p &lt; 0.001; I²=86.98%), suggesting substantial clinical and methodological variation across the included studies</w:t>
-      </w:r>
-      <w:r>
-        <w:t>. The funnel plot was not fully symmetrical. These findings indicate that intestinal stoma complications are influenced by clinical, procedural, stoma-related, and patient-level factors, and that quality-of-life outcomes should be considered alongside postoperative morbidity.</w:t>
+        <w:t>The exploratory pooled analysis showed an effect estimate of 1.12 with a 95% confidence interval of 0.60–1.65, indicating no statistically significant overall association. Heterogeneity was high (Q(10)=104.53, p &lt; 0.001; I²=86.98%), suggesting substantial clinical and methodological variation across the included studies</w:t>
+      </w:r>
+      <w:r>
+        <w:t xml:space="preserve">. The funnel plot was not fully symmetrical. </w:t>
+      </w:r>
+      <w:r>
+        <w:t>Taken together, the findings suggest that intestinal stoma complications are shaped by clinical, procedural, stoma-related, and patient-level factors, while quality-of-life outcomes should be interpreted alongside postoperative morbidity</w:t>
+      </w:r>
+      <w:r>
+        <w:t>.</w:t>
       </w:r>
     </w:p>
     <w:p>
@@ -75,25 +73,38 @@
     <w:p>
       <w:pPr>
         <w:spacing w:before="240" w:after="120" w:line="480" w:lineRule="auto"/>
-      </w:pPr>
-      <w:r>
         <w:rPr>
           <w:b/>
         </w:rPr>
-        <w:t>Introduction</w:t>
-      </w:r>
+      </w:pPr>
     </w:p>
     <w:p>
       <w:pPr>
+        <w:spacing w:before="240" w:after="120" w:line="480" w:lineRule="auto"/>
+        <w:rPr>
+          <w:b/>
+        </w:rPr>
+      </w:pPr>
+    </w:p>
+    <w:p>
+      <w:pPr>
+        <w:spacing w:before="240" w:after="120" w:line="480" w:lineRule="auto"/>
+      </w:pPr>
+      <w:r>
+        <w:rPr>
+          <w:b/>
+        </w:rPr>
+        <w:lastRenderedPageBreak/>
+        <w:t>Introduction</w:t>
+      </w:r>
+    </w:p>
+    <w:p>
+      <w:pPr>
         <w:spacing w:after="120" w:line="480" w:lineRule="auto"/>
         <w:jc w:val="both"/>
       </w:pPr>
       <w:r>
-        <w:t xml:space="preserve">Intestinal stoma is a surgical procedure that creates a connection between the intestinal lumen and the abdominal wall to divert the passage of feces or intestinal contents, either temporarily or </w:t>
-      </w:r>
-      <w:r>
-        <w:lastRenderedPageBreak/>
-        <w:t>permanently. This procedure is commonly performed in patients with colorectal cancer, inflammatory bowel disease, abdominal trauma, obstruction, perforation, anal sphincter dysfunction, and other emergency conditions requiring intestinal diversion. Although a stoma can be life-saving and support postoperative recovery, its presence is not merely a technical surgical issue. Qassim et al. (1) explained that stoma complications are relatively high compared with other surgical procedures, with an average rate of approximately 40% and a range of 14–79%, while Elnaim et al. (2) reported that stoma complications may reach 10–70% and include skin irritation, infection, necrosis, stenosis, prolapse, retraction, parastomal hernia, and nutritional problems in high-output stoma. This wide range indicates that morbidity after stoma formation remains an important clinical issue and cannot yet be predicted uniformly across different patient populations.</w:t>
+        <w:t>Intestinal stoma is a surgical procedure that creates a connection between the intestinal lumen and the abdominal wall to divert the passage of feces or intestinal contents, either temporarily or permanently. This procedure is commonly performed in patients with colorectal cancer, inflammatory bowel disease, abdominal trauma, obstruction, perforation, anal sphincter dysfunction, and other emergency conditions requiring intestinal diversion. Although a stoma can be life-saving and support postoperative recovery, its presence is not merely a technical surgical issue. Qassim et al. (1) explained that stoma complications are relatively high compared with other surgical procedures, with an average rate of approximately 40% and a range of 14–79%, while Elnaim et al. (2) reported that stoma complications may reach 10–70% and include skin irritation, infection, necrosis, stenosis, prolapse, retraction, parastomal hernia, and nutritional problems in high-output stoma. This wide range indicates that morbidity after stoma formation remains an important clinical issue and cannot yet be predicted uniformly across different patient populations.</w:t>
       </w:r>
     </w:p>
     <w:p>
@@ -102,7 +113,11 @@
         <w:jc w:val="both"/>
       </w:pPr>
       <w:r>
-        <w:t>Postoperative complications in patients with intestinal stoma require serious attention because they may occur from the early phase after surgery to the later phase when patients return to their daily activities. Early complications such as peristomal dermatitis, mucocutaneous separation, stoma bleeding, infection, edema, necrosis, and stoma obstruction can interfere with wound healing, prolong hospitalization, increase the need for follow-up consultations, and add to the burden of care. Ambe et al. (3) showed that preoperative stoma site marking was associated with a reduction in overall stoma and peristomal complications, with an OR of 0.519 and 95% CI of 0.421–0.640; a protective effect was also observed for early and late complications in fecal stomas. Nozawa et al. (4) strengthened these findings in emergency surgery, reporting that grade ≥2 complications were lower in the group receiving stoma site marking than in the group without marking, at 24% versus 36%, and that the absence of marking was an independent risk factor for stoma complications, with an adjusted OR of 1.69. These findings provide a basis that preoperative technical factors and the quality of surgical preparation have a direct role in patient morbidity.</w:t>
+        <w:t xml:space="preserve">Postoperative complications in patients with intestinal stoma require serious attention because they may occur from the early phase after surgery to the later phase when patients return to their daily activities. Early complications such as peristomal dermatitis, mucocutaneous separation, stoma bleeding, infection, edema, necrosis, and stoma obstruction can interfere with wound healing, prolong hospitalization, increase the need for follow-up consultations, and add to the burden of care. Ambe et al. (3) showed that preoperative stoma site marking was associated with a reduction in overall stoma and peristomal complications, with an OR of 0.519 and 95% CI of 0.421–0.640; a protective effect was also observed for early and late complications in fecal stomas. Nozawa et al. (4) strengthened these findings in emergency surgery, reporting that grade ≥2 complications were lower in the group receiving stoma site marking than in the group without marking, at 24% </w:t>
+      </w:r>
+      <w:r>
+        <w:lastRenderedPageBreak/>
+        <w:t>versus 36%, and that the absence of marking was an independent risk factor for stoma complications, with an adjusted OR of 1.69. These findings provide a basis that preoperative technical factors and the quality of surgical preparation have a direct role in patient morbidity.</w:t>
       </w:r>
     </w:p>
     <w:p>
@@ -111,7 +126,6 @@
         <w:jc w:val="both"/>
       </w:pPr>
       <w:r>
-        <w:lastRenderedPageBreak/>
         <w:t xml:space="preserve">Risk factors for intestinal stoma complications are not limited to surgical technique, but are also related to patient characteristics, stoma type, stoma location, and postoperative clinical conditions. </w:t>
       </w:r>
       <w:proofErr w:type="spellStart"/>
@@ -145,11 +159,11 @@
       </w:r>
       <w:proofErr w:type="spellEnd"/>
       <w:r>
-        <w:t xml:space="preserve"> et al. (10) stated that stoma leakage remains common among patients; one study cited in their review reported that 57% of patients experienced daytime leakage and 61% experienced nighttime leakage. Shiraishi et al. (11) provided more specific evidence through a prospective multicenter observational study in rectal cancer patients with stoma, showing that loop stoma, stoma height &lt;10 mm, and chemotherapy were independently associated with peristomal skin disorders; diabetes mellitus was also a risk factor for worsening conditions, </w:t>
+        <w:t xml:space="preserve"> et al. (10) stated that stoma leakage remains common among patients; one study cited in their review reported that 57% of patients experienced daytime leakage and 61% experienced nighttime leakage. Shiraishi et al. (11) provided more specific evidence </w:t>
       </w:r>
       <w:r>
         <w:lastRenderedPageBreak/>
-        <w:t>while stoma height &lt;10 mm was associated with more severe skin disorder development. These findings indicate that peristomal skin outcomes should be treated as a separate quantitative outcome in meta-analysis, rather than merely as a minor complication.</w:t>
+        <w:t>through a prospective multicenter observational study in rectal cancer patients with stoma, showing that loop stoma, stoma height &lt;10 mm, and chemotherapy were independently associated with peristomal skin disorders; diabetes mellitus was also a risk factor for worsening conditions, while stoma height &lt;10 mm was associated with more severe skin disorder development. These findings indicate that peristomal skin outcomes should be treated as a separate quantitative outcome in meta-analysis, rather than merely as a minor complication.</w:t>
       </w:r>
     </w:p>
     <w:p>
@@ -175,11 +189,11 @@
       </w:r>
       <w:proofErr w:type="spellEnd"/>
       <w:r>
-        <w:t xml:space="preserve"> et al. (15) showed that patients with stoma experience dietary adjustments and life changes related to quality of life. Leite Junior et al. (16) found that among older adults with intestinal stoma, the mean total quality of life score was 6.71 ± 1.64; the physical domain was among the most affected areas, and patients with ileostomy had lower quality of life scores than those with colostomy. Lupo et al. (17) added that age ≥65 years and permanent stoma were associated with higher quality of life scores, </w:t>
+        <w:t xml:space="preserve"> et al. (15) showed that patients with stoma experience dietary adjustments and life changes related to quality of life. Leite Junior et al. (16) found that among older adults with intestinal stoma, the mean total </w:t>
       </w:r>
       <w:r>
         <w:lastRenderedPageBreak/>
-        <w:t xml:space="preserve">while perceived stress was negatively correlated with quality of life; pain and social embarrassment were also associated with higher stress. </w:t>
+        <w:t xml:space="preserve">quality of life score was 6.71 ± 1.64; the physical domain was among the most affected areas, and patients with ileostomy had lower quality of life scores than those with colostomy. Lupo et al. (17) added that age ≥65 years and permanent stoma were associated with higher quality of life scores, while perceived stress was negatively correlated with quality of life; pain and social embarrassment were also associated with higher stress. </w:t>
       </w:r>
       <w:proofErr w:type="spellStart"/>
       <w:r>
@@ -216,11 +230,20 @@
         <w:jc w:val="both"/>
       </w:pPr>
       <w:r>
-        <w:t xml:space="preserve">This systematic review and meta-analysis was conducted to synthesize evidence on postoperative complications, associated risk factors, and quality of life among patients with intestinal stomas. The review was designed to combine findings from primary quantitative studies and to provide pooled estimates where comparable effect measures were available. Reporting followed the </w:t>
-      </w:r>
-      <w:r>
         <w:lastRenderedPageBreak/>
-        <w:t>Preferred Reporting Items for Systematic Reviews and Meta-Analyses (PRISMA) 2020 statement, particularly for the identification, screening, eligibility assessment, and inclusion of studies. Page et al. (21) explained that PRISMA 2020 provides updated reporting guidance for systematic reviews involving quantitative synthesis.</w:t>
+        <w:t>This systematic review and meta-analysis was conducted to synthesize evidence on postoperative complications, associated risk factors, and quality of life among patients with intestinal stomas. The review was designed to combine findings from primary quantitative studies and to provide pooled estimates where comparable effect measures were available. Reporting followed the Preferred Reporting Items for Systematic Reviews and Meta-Analyses (PRISMA) 2020 statement, particularly for the identification, screening, eligibility assessment, and inclusion of studies. Page et al. (21) explained that PRISMA 2020 provides updated reporting guidance for systematic reviews involving quantitative synthesis.</w:t>
+      </w:r>
+      <w:r>
+        <w:t xml:space="preserve"> </w:t>
+      </w:r>
+      <w:r>
+        <w:t>The review protocol was not registered in PROSPERO</w:t>
+      </w:r>
+      <w:r>
+        <w:t>.</w:t>
+      </w:r>
+      <w:r>
+        <w:t xml:space="preserve">                                   </w:t>
       </w:r>
     </w:p>
     <w:p>
@@ -247,6 +270,7 @@
         <w:jc w:val="both"/>
       </w:pPr>
       <w:r>
+        <w:lastRenderedPageBreak/>
         <w:t>The PICO framework is presented in Table 1</w:t>
       </w:r>
       <w:r>
@@ -259,11 +283,7 @@
         <w:jc w:val="both"/>
       </w:pPr>
       <w:r>
-        <w:t xml:space="preserve">Search terms were developed from the PICO components and combined using Boolean operators. The search strategy included terms for intestinal stoma and related procedures, terms for postoperative and stoma-related complications, and terms for risk factors, predictors, odds ratios, </w:t>
-      </w:r>
-      <w:r>
-        <w:lastRenderedPageBreak/>
-        <w:t>confidence intervals, and quality of life. The database-specific search strategies and the number of records retrieved from each database are presented in Table 2.</w:t>
+        <w:t>Search terms were developed from the PICO components and combined using Boolean operators. The search strategy included terms for intestinal stoma and related procedures, terms for postoperative and stoma-related complications, and terms for risk factors, predictors, odds ratios, confidence intervals, and quality of life. The database-specific search strategies and the number of records retrieved from each database are presented in Table 2.</w:t>
       </w:r>
     </w:p>
     <w:p>
@@ -290,7 +310,11 @@
         <w:jc w:val="both"/>
       </w:pPr>
       <w:r>
-        <w:t>At the full-text evaluation stage, 58 articles were excluded for prespecified reasons: 18 articles did not present odds ratio (OR), p-value, and confidence interval (CI) values; 10 articles did not have a population specific to patients with intestinal stoma; 9 articles did not report risk factors that could be analyzed; 7 articles did not clearly report complication or quality-of-life outcomes; 8 articles had inappropriate study designs; and 6 articles did not provide full-text access. After the selection process was completed, 12 articles met the inclusion criteria and were included in the meta-analysis.</w:t>
+        <w:t xml:space="preserve">At the full-text evaluation stage, 58 articles were excluded for prespecified reasons: 18 articles did not present odds ratio (OR), p-value, and confidence interval (CI) values; 10 articles did not have a population specific to patients with intestinal stoma; 9 articles did not report risk factors that could be analyzed; 7 articles did not clearly report complication or quality-of-life outcomes; 8 </w:t>
+      </w:r>
+      <w:r>
+        <w:lastRenderedPageBreak/>
+        <w:t>articles had inappropriate study designs; and 6 articles did not provide full-text access. After the selection process was completed, 12 articles met the inclusion criteria and were included in the meta-analysis.</w:t>
       </w:r>
     </w:p>
     <w:p>
@@ -299,7 +323,6 @@
         <w:jc w:val="both"/>
       </w:pPr>
       <w:r>
-        <w:lastRenderedPageBreak/>
         <w:t>The inclusion criteria were as follows: (1) articles published from 2017 onward; (2) primary quantitative studies; (3) study populations consisting of patients with intestinal stoma; (4) studies evaluating postoperative complications, stoma-related complications, risk factors, or quality of life; (5) studies reporting OR, p-value, CI values, or data that could be calculated into OR; (6) full-text availability; and (7) publication in English or Indonesian. The exclusion criteria were as follows: (1) reviews, systematic reviews, meta-analyses, editorials, letters, protocols, case reports, or case series; (2) studies that did not separate data on stoma patients from other surgical populations; (3) studies that only discussed stoma devices or stoma education without clinical outcomes; (4) studies that did not provide extractable OR, p-value, or CI data; and (5) duplicate publications using the same dataset.</w:t>
       </w:r>
     </w:p>
@@ -314,26 +337,38 @@
     </w:p>
     <w:p>
       <w:pPr>
-        <w:spacing w:before="240" w:after="120" w:line="480" w:lineRule="auto"/>
-      </w:pPr>
-      <w:r>
-        <w:rPr>
-          <w:b/>
-        </w:rPr>
-        <w:t>Results</w:t>
+        <w:spacing w:after="120" w:line="480" w:lineRule="auto"/>
+        <w:jc w:val="both"/>
+      </w:pPr>
+      <w:r>
+        <w:lastRenderedPageBreak/>
+        <w:t>Because the included studies reported heterogeneous clinical outcomes, the pooled estimate was treated as exploratory and was interpreted together with the outcome-specific narrative synthesis. Risk-of-bias assessment was not performed in the present version of this review. Therefore, the methodological quality of the included studies was not formally graded, and the findings should be interpreted with caution. Certainty-of-evidence grading using the GRADE approach was not performed in the present version</w:t>
+      </w:r>
+      <w:r>
+        <w:t>.</w:t>
       </w:r>
     </w:p>
     <w:p>
       <w:pPr>
+        <w:spacing w:before="240" w:after="120" w:line="480" w:lineRule="auto"/>
+      </w:pPr>
+      <w:r>
+        <w:rPr>
+          <w:b/>
+        </w:rPr>
+        <w:t>Results</w:t>
+      </w:r>
+    </w:p>
+    <w:p>
+      <w:pPr>
         <w:spacing w:after="120" w:line="480" w:lineRule="auto"/>
         <w:jc w:val="both"/>
       </w:pPr>
       <w:r>
-        <w:t xml:space="preserve">The results of this study were organized to describe the synthesis process of articles that met the inclusion criteria in the systematic literature review and meta-analysis on postoperative </w:t>
-      </w:r>
-      <w:r>
-        <w:lastRenderedPageBreak/>
-        <w:t>complications, risk factors, and quality of life in patients with intestinal stoma. At the final stage of selection, 12 articles met the inclusion criteria and were included in the synthesis. These articles covered various outcomes, including early stoma complications, postoperative complications, peristomal skin complications, mucocutaneous separation, high-output stoma, stoma-related obstruction, readmission, complications after stoma closure, and quality of life in patients with stoma. The differences in outcome focus indicate that intestinal stoma has broad clinical impacts, ranging from the early phase after stoma formation to continued care and stoma closure.</w:t>
+        <w:t>This section presents the synthesis of 12 studies that met the inclusion criteria for the review and meta-analysis on postoperative complications, risk factors, and quality of life among patients with intestinal stoma</w:t>
+      </w:r>
+      <w:r>
+        <w:t>. At the final stage of selection, 12 articles met the inclusion criteria and were included in the synthesis. These articles covered various outcomes, including early stoma complications, postoperative complications, peristomal skin complications, mucocutaneous separation, high-output stoma, stoma-related obstruction, readmission, complications after stoma closure, and quality of life in patients with stoma. The differences in outcome focus indicate that intestinal stoma has broad clinical impacts, ranging from the early phase after stoma formation to continued care and stoma closure.</w:t>
       </w:r>
     </w:p>
     <w:p>
@@ -342,7 +377,11 @@
         <w:jc w:val="both"/>
       </w:pPr>
       <w:r>
-        <w:t>Table 3 presents the distribution of included articles based on publication year, study design, and outcome focus. Most articles were published in 2021, with 4 articles or 33.33%, indicating that studies on intestinal stoma developed considerably during this period, particularly on the topics of high-output stoma, stoma-related obstruction, stoma closure, and patients' quality of life. In terms of study design, the majority of articles used a retrospective cohort/study design, with 9 articles or 75.00%. Therefore, the study characteristics presented mainly assessed patients' clinical data after stoma procedures. The most common outcome focus was early/postoperative stoma complications, reported in 5 articles or 41.67%.</w:t>
+        <w:t xml:space="preserve">Table 3 presents the distribution of included articles based on publication year, study design, and outcome focus. Most articles were published in 2021, with 4 articles or 33.33%, indicating that studies on intestinal stoma developed considerably during this period, particularly on the topics of high-output stoma, stoma-related obstruction, stoma closure, and patients' quality of life. In terms of study design, the majority of articles used a retrospective cohort/study design, with 9 articles or 75.00%. Therefore, the study characteristics presented mainly assessed patients' clinical data after </w:t>
+      </w:r>
+      <w:r>
+        <w:lastRenderedPageBreak/>
+        <w:t>stoma procedures. The most common outcome focus was early/postoperative stoma complications, reported in 5 articles or 41.67%.</w:t>
       </w:r>
     </w:p>
     <w:p>
@@ -367,11 +406,7 @@
       </w:r>
       <w:proofErr w:type="spellEnd"/>
       <w:r>
-        <w:t xml:space="preserve"> et al. (25), comparison between ileostomy and colostomy in Yang et al. (26), high-output stoma in Lee et al. (27) and Takeda et al. (28), stoma-</w:t>
-      </w:r>
-      <w:r>
-        <w:lastRenderedPageBreak/>
-        <w:t xml:space="preserve">related obstruction in </w:t>
+        <w:t xml:space="preserve"> et al. (25), comparison between ileostomy and colostomy in Yang et al. (26), high-output stoma in Lee et al. (27) and Takeda et al. (28), stoma-related obstruction in </w:t>
       </w:r>
       <w:proofErr w:type="spellStart"/>
       <w:r>
@@ -405,15 +440,11 @@
         <w:jc w:val="both"/>
       </w:pPr>
       <w:r>
-        <w:t>The forest plot showed variation in the direction and magnitude of association across the included studies. The exploratory pooled effect was 1.12 with a 95% CI of 0.60–1.65. Because the confidence interval crossed the null value of 1.00, this pooled estimate did not demonstrate a statistically significant overall association. In addition, the high heterogeneity (</w:t>
-      </w:r>
-      <w:proofErr w:type="gramStart"/>
-      <w:r>
-        <w:t>Q(10)=</w:t>
-      </w:r>
-      <w:proofErr w:type="gramEnd"/>
-      <w:r>
-        <w:t>104.53; p &lt; 0.001; I²=86.98%) indicates that the pooled estimate should be interpreted cautiously and should not be regarded as representing a single uniform clinical outcome</w:t>
+        <w:t xml:space="preserve">The forest plot showed variation in the direction and magnitude of association across the included studies. The exploratory pooled effect was 1.12 with a 95% CI of 0.60–1.65. Because the confidence interval crossed the null value of 1.00, this pooled estimate did not demonstrate a statistically significant overall association. In addition, the high heterogeneity (Q(10)=104.53; p &lt; </w:t>
+      </w:r>
+      <w:r>
+        <w:lastRenderedPageBreak/>
+        <w:t>0.001; I²=86.98%) indicates that the pooled estimate should be interpreted cautiously and should not be regarded as representing a single uniform clinical outcome</w:t>
       </w:r>
       <w:r>
         <w:t>.</w:t>
@@ -437,11 +468,7 @@
         <w:jc w:val="both"/>
       </w:pPr>
       <w:r>
-        <w:t xml:space="preserve">The funnel plot is shown in Figure 3. It was used to examine the distribution of articles based on residual value and standard error. The dots in the figure represent the analyzed articles, while the funnel-shaped lines indicate the expected distribution area if the article results are relatively </w:t>
-      </w:r>
-      <w:r>
-        <w:lastRenderedPageBreak/>
-        <w:t>balanced. A symmetrical distribution of dots around the center line usually indicates a lower possibility of publication bias.</w:t>
+        <w:t>The funnel plot is shown in Figure 3. It was used to examine the distribution of articles based on residual value and standard error. The dots in the figure represent the analyzed articles, while the funnel-shaped lines indicate the expected distribution area if the article results are relatively balanced. A symmetrical distribution of dots around the center line usually indicates a lower possibility of publication bias.</w:t>
       </w:r>
     </w:p>
     <w:p>
@@ -473,7 +500,14 @@
         <w:jc w:val="both"/>
       </w:pPr>
       <w:r>
-        <w:t xml:space="preserve">The results of this study show that postoperative complications in patients with intestinal stoma cannot be understood as a single outcome, because each article presented different clinical phases and types of complications. The synthesis of articles showed that stoma complications often occurred in the early phase after stoma formation, particularly in patients undergoing emergency surgery, patients with ileostomy, patients with more severe clinical conditions, and patients with technical problems related to stoma height and location. MacDonald et al. (23) emphasized that research on emergency intestinal stoma formation aimed to assess the incidence of stoma-related complications and risk factors in this population, while </w:t>
+        <w:t>The findings suggest that postoperative complications in patients with intestinal stoma should not be viewed as a single clinical outcome, because the included studies addressed different complication types and phases of care</w:t>
+      </w:r>
+      <w:r>
+        <w:t xml:space="preserve">, because each article presented different clinical phases and </w:t>
+      </w:r>
+      <w:r>
+        <w:lastRenderedPageBreak/>
+        <w:t xml:space="preserve">types of complications. The synthesis of articles showed that stoma complications often occurred in the early phase after stoma formation, particularly in patients undergoing emergency surgery, patients with ileostomy, patients with more severe clinical conditions, and patients with technical problems related to stoma height and location. MacDonald et al. (23) emphasized that research on emergency intestinal stoma formation aimed to assess the incidence of stoma-related complications and risk factors in this population, while </w:t>
       </w:r>
       <w:proofErr w:type="spellStart"/>
       <w:r>
@@ -490,16 +524,25 @@
         <w:jc w:val="both"/>
       </w:pPr>
       <w:r>
+        <w:t xml:space="preserve">The risk factors identified in the included articles show that stoma complications are influenced by a combination of patient-related, procedural, and stoma care factors. </w:t>
+      </w:r>
+      <w:proofErr w:type="spellStart"/>
+      <w:r>
+        <w:t>Ayik</w:t>
+      </w:r>
+      <w:proofErr w:type="spellEnd"/>
+      <w:r>
+        <w:t xml:space="preserve"> et al. (24) found that malignant disease, comorbidity, loop ostomy, female sex, neoadjuvant therapy, ileostomy, and ostomy height of less than 10 mm were associated with specific complications such as peristomal irritant contact dermatitis and mucocutaneous separation. MacDonald et al. (23) also identified obesity and emergency surgery as important factors in complications after stoma formation. Chan et al. (36) supported this finding through a systematic review that identified 22 potential risk factors for complications after stoma formation. </w:t>
+      </w:r>
+      <w:r>
+        <w:t>These findings suggest that the risk of complications is shaped not only by the surgical decision itself, but also by preoperative preparation, patient condition, stoma configuration, and follow-up care</w:t>
+      </w:r>
+      <w:r>
+        <w:t xml:space="preserve">. The high heterogeneity value in the meta-analysis can be understood because the analyzed articles did not assess exactly the same clinical </w:t>
+      </w:r>
+      <w:r>
         <w:lastRenderedPageBreak/>
-        <w:t xml:space="preserve">The risk factors identified in the included articles show that stoma complications are influenced by a combination of patient-related, procedural, and stoma care factors. </w:t>
-      </w:r>
-      <w:proofErr w:type="spellStart"/>
-      <w:r>
-        <w:t>Ayik</w:t>
-      </w:r>
-      <w:proofErr w:type="spellEnd"/>
-      <w:r>
-        <w:t xml:space="preserve"> et al. (24) found that malignant disease, comorbidity, loop ostomy, female sex, neoadjuvant therapy, ileostomy, and ostomy height of less than 10 mm were associated with specific complications such as peristomal irritant contact dermatitis and mucocutaneous separation. MacDonald et al. (23) also identified obesity and emergency surgery as important factors in complications after stoma formation. Chan et al. (36) supported this finding through a systematic review that identified 22 potential risk factors for complications after stoma formation. This means that the risk of complications is not only inherent in the surgical decision itself, but also in preoperative preparedness, the patient’s physical condition, stoma configuration, and the quality of follow-up care. The high heterogeneity value in the meta-analysis can be understood because the analyzed articles did not assess exactly the same clinical phases and complications, ranging from early complications, high-output stoma, stoma-related obstruction, to complications after closure.</w:t>
+        <w:t>phases and complications, ranging from early complications, high-output stoma, stoma-related obstruction, to complications after closure.</w:t>
       </w:r>
     </w:p>
     <w:p>
@@ -508,11 +551,7 @@
         <w:jc w:val="both"/>
       </w:pPr>
       <w:r>
-        <w:t xml:space="preserve">The difference between ileostomy and colostomy is an important issue in the discussion because these two types of stoma have different complication patterns. Yang et al. (26) showed that protective colostomy was more strongly associated with stoma retraction than protective ileostomy, whereas ileostomy is often associated with high-output stoma and fluid imbalance. The findings from Lee et al. (27) and Takeda et al. (28) in the SLR table also showed that high-output stoma and postoperative ileus may be associated with readmission and impaired patient recovery. Ge et al. (37) added that comparisons between preventive loop ileostomy and colostomy revealed different complication patterns, such as a higher rate of prolapse in colostomy, while several other outcomes were not always significantly different. Therefore, the selection of stoma type should </w:t>
-      </w:r>
-      <w:r>
-        <w:lastRenderedPageBreak/>
-        <w:t>not only consider the purpose of anastomotic protection, but also the complication profile that patients may experience after hospital discharge.</w:t>
+        <w:t>The difference between ileostomy and colostomy is an important issue in the discussion because these two types of stoma have different complication patterns. Yang et al. (26) showed that protective colostomy was more strongly associated with stoma retraction than protective ileostomy, whereas ileostomy is often associated with high-output stoma and fluid imbalance. The findings from Lee et al. (27) and Takeda et al. (28) in the SLR table also showed that high-output stoma and postoperative ileus may be associated with readmission and impaired patient recovery. Ge et al. (37) added that comparisons between preventive loop ileostomy and colostomy revealed different complication patterns, such as a higher rate of prolapse in colostomy, while several other outcomes were not always significantly different. Therefore, the selection of stoma type should not only consider the purpose of anastomotic protection, but also the complication profile that patients may experience after hospital discharge.</w:t>
       </w:r>
     </w:p>
     <w:p>
@@ -521,7 +560,11 @@
         <w:jc w:val="both"/>
       </w:pPr>
       <w:r>
-        <w:t>Quality of life in patients with intestinal stoma is also an important part of the discussion because physical complications often develop into psychological, social, and functional barriers. Liu et al. (34) examined quality of life among colorectal cancer patients with stoma using a quantitative cross-sectional design and assessed factors associated with patients’ quality of life. These findings are consistent with D’Ambrosio et al. (38), who stated that peristomal skin complications are the most common skin problems after ostomy surgery and have an important impact on patients’ quality of life. Guerra et al. (39) also assessed risk factors for dermatitis, pruritus/xerosis, infection, and ulceration in patients with stoma, further confirming that skin problems are not merely local complications but also part of patients’ daily lived experience. Therefore, quality of life should be understood as an outcome closely related to complications, self-care ability, pouch leakage, discomfort, and limitations in social activities.</w:t>
+        <w:t xml:space="preserve">Quality of life in patients with intestinal stoma is also an important part of the discussion because physical complications often develop into psychological, social, and functional barriers. Liu et al. (34) examined quality of life among colorectal cancer patients with stoma using a quantitative cross-sectional design and assessed factors associated with patients’ quality of life. These findings are consistent with D’Ambrosio et al. (38), who stated that peristomal skin complications are the most common skin problems after ostomy surgery and have an important impact on patients’ quality of life. Guerra et al. (39) also assessed risk factors for dermatitis, pruritus/xerosis, infection, and ulceration in patients with stoma, further confirming that skin problems are not merely local complications but also part of patients’ daily lived experience. Therefore, quality of life should be </w:t>
+      </w:r>
+      <w:r>
+        <w:lastRenderedPageBreak/>
+        <w:t>understood as an outcome closely related to complications, self-care ability, pouch leakage, discomfort, and limitations in social activities.</w:t>
       </w:r>
     </w:p>
     <w:p>
@@ -550,11 +593,13 @@
         <w:jc w:val="both"/>
       </w:pPr>
       <w:r>
-        <w:t xml:space="preserve">Overall, the results of this SLR and meta-analysis show that intestinal stoma complications have a broad pattern, ranging from complications after stoma formation and problems during stoma use to complications after stoma closure. The funnel plot, which was not fully symmetrical, and the high heterogeneity value indicate that the results should be interpreted cautiously, especially because the articles differed in study design, stoma type, patient characteristics, and outcome definitions. Nevertheless, the overall direction of the findings provides a clear clinical message </w:t>
-      </w:r>
-      <w:r>
-        <w:lastRenderedPageBreak/>
-        <w:t>that complication prevention needs to begin in the preoperative phase through patient risk assessment, stoma site selection, stoma type selection, stoma care education, and peristomal skin monitoring. These results also emphasize that future studies need to present more standardized definitions of complications and more complete statistical reporting so that evidence regarding complication risks and quality of life in stoma patients can be compared more robustly across studies.</w:t>
+        <w:t xml:space="preserve">Overall, the results of this SLR and meta-analysis show that intestinal stoma complications have a broad pattern, ranging from complications after stoma formation and problems during stoma use to complications after stoma closure. The funnel plot, which was not fully symmetrical, and the high heterogeneity value indicate that the results should be interpreted cautiously, especially because the articles differed in study design, stoma type, patient characteristics, and outcome definitions. </w:t>
+      </w:r>
+      <w:r>
+        <w:t>Nevertheless, the findings suggest a clinically relevant message that complication prevention should begin in the preoperative phase through patient risk assessment, stoma site selection, stoma type selection, stoma care education, and peristomal skin monitoring</w:t>
+      </w:r>
+      <w:r>
+        <w:t>. These results also emphasize that future studies need to present more standardized definitions of complications and more complete statistical reporting so that evidence regarding complication risks and quality of life in stoma patients can be compared more robustly across studies.</w:t>
       </w:r>
     </w:p>
     <w:p>
@@ -574,7 +619,14 @@
         <w:jc w:val="both"/>
       </w:pPr>
       <w:r>
-        <w:t xml:space="preserve">The findings of this study show that complications in patients with intestinal stoma vary widely, ranging from early complications after stoma formation, peristomal skin complications, mucocutaneous separation, high-output stoma, stoma-related obstruction, readmission, and complications after stoma closure. Among the 12 included articles, most studies used retrospective designs and more frequently examined early or postoperative stoma complications. The meta-analysis showed a pooled effect of 1.12 with a 95% CI of 0.60-1.65. </w:t>
+        <w:t>This review found that complications among patients with intestinal stoma varied widely, ranging from early postoperative complications to peristomal skin problems, high-output stoma, stoma-related obstruction, readmission, and complications after stoma closure</w:t>
+      </w:r>
+      <w:r>
+        <w:t xml:space="preserve">. Among the 12 included articles, most studies used retrospective designs and more frequently examined early or </w:t>
+      </w:r>
+      <w:r>
+        <w:lastRenderedPageBreak/>
+        <w:t xml:space="preserve">postoperative stoma complications. The meta-analysis showed a pooled effect of 1.12 with a 95% CI of 0.60-1.65. </w:t>
       </w:r>
       <w:r>
         <w:t>This estimate should not be interpreted as evidence of a statistically significant overall increase in risk because the 95% confidence interval crossed 1.00. Instead, the findings suggest that complications after intestinal stoma formation vary according to stoma type, clinical phase, patient characteristics, and outcome definition</w:t>
@@ -598,41 +650,59 @@
         <w:jc w:val="both"/>
       </w:pPr>
       <w:r>
-        <w:t>The implication of this study is that prevention of stoma complications should begin in the preoperative phase and continue through intraoperative management and follow-up care after hospital discharge. Health care professionals need to consider risk factors such as stoma type, patient clinical condition, emergency surgery, stoma height, comorbidities, and the need for stoma care education. Peristomal skin monitoring, education on stoma pouch use, strengthening of self-</w:t>
-      </w:r>
-      <w:r>
-        <w:lastRenderedPageBreak/>
-        <w:t>care ability, and regular evaluation may help reduce the risk of complications and maintain patients’ quality of life. For health care services, these findings may provide a basis for strengthening risk-based stoma care protocols.</w:t>
+        <w:t>The implication of this study is that prevention of stoma complications should begin in the preoperative phase and continue through intraoperative management and follow-up care after hospital discharge. Health care professionals need to consider risk factors such as stoma type, patient clinical condition, emergency surgery, stoma height, comorbidities, and the need for stoma care education. Peristomal skin monitoring, education on stoma pouch use, strengthening of self-care ability, and regular evaluation may help reduce the risk of complications and maintain patients’ quality of life. For health care services, these findings may provide a basis for strengthening risk-based stoma care protocols.</w:t>
       </w:r>
     </w:p>
     <w:p>
       <w:pPr>
         <w:spacing w:after="120" w:line="480" w:lineRule="auto"/>
         <w:jc w:val="both"/>
-      </w:pPr>
-      <w:r>
-        <w:t>The limitations of this study lie in the variation in article designs, differences in outcome types, and the high heterogeneity across studies. In addition, studies on quality of life were still limited compared with studies examining clinical complications; therefore, the synthesis of quality-of-life outcomes was not as strong as that of complication outcomes. Future studies are recommended to use more uniform complication definitions, report statistical data more completely, and separate analyses based on stoma type, timing of complication onset, and phase of care. Prospective multicenter studies are also needed to explain more robustly the relationship between risk factors, complications, and quality of life in patients with intestinal stoma.</w:t>
+        <w:rPr>
+          <w:lang w:val="en-ID"/>
+        </w:rPr>
+      </w:pPr>
+      <w:r>
+        <w:rPr>
+          <w:lang w:val="en-ID"/>
+        </w:rPr>
+        <w:t>The limitations of this study are mainly related to variation in study design, outcome definition, and clinical focus across the included articles. The included studies examined different complication types and clinical phases, including early postoperative complications, high-output stoma, stoma-related obstruction, readmission, stoma closure complications, and quality-of-life outcomes. Therefore, the pooled estimate should be interpreted cautiously and should not be regarded as representing a single uniform clinical outcome.</w:t>
       </w:r>
     </w:p>
     <w:p>
       <w:pPr>
         <w:spacing w:after="120" w:line="480" w:lineRule="auto"/>
         <w:jc w:val="both"/>
-      </w:pPr>
-      <w:r>
-        <w:t>A major limitation of this review is the clinical heterogeneity of the included outcomes. The included studies examined different complication types and clinical phases, including early postoperative complications, high-output stoma, stoma-related obstruction, readmission, stoma closure complications, and quality-of-life outcomes. Therefore, the pooled estimate should not be interpreted as representing a single uniform clinical outcome. Future meta-analyses should prioritize outcome-specific pooling when a sufficient number of clinically comparable studies is available</w:t>
-      </w:r>
-      <w:r>
-        <w:t>.</w:t>
+        <w:rPr>
+          <w:lang w:val="en-ID"/>
+        </w:rPr>
+      </w:pPr>
+      <w:r>
+        <w:rPr>
+          <w:lang w:val="en-ID"/>
+        </w:rPr>
+        <w:t xml:space="preserve">Another limitation is that studies on quality of life were limited compared with studies examining clinical complications. As a result, quality-of-life outcomes were synthesized narratively and were </w:t>
+      </w:r>
+      <w:r>
+        <w:rPr>
+          <w:lang w:val="en-ID"/>
+        </w:rPr>
+        <w:lastRenderedPageBreak/>
+        <w:t>not treated as equivalent to postoperative complication risk estimates. In addition, a formal risk-of-bias assessment and certainty-of-evidence grading were not performed in the present version, which may limit interpretation of the strength and reliability of the synthesized evidence.</w:t>
       </w:r>
     </w:p>
     <w:p>
       <w:pPr>
         <w:spacing w:after="120" w:line="480" w:lineRule="auto"/>
         <w:jc w:val="both"/>
-      </w:pPr>
-      <w:r>
-        <w:t>Another limitation is that a formal risk-of-bias assessment and certainty-of-evidence grading were not performed in the present version. This may limit interpretation of the strength and reliability of the synthesized evidence</w:t>
+        <w:rPr>
+          <w:lang w:val="en-ID"/>
+        </w:rPr>
+      </w:pPr>
+      <w:r>
+        <w:rPr>
+          <w:lang w:val="en-ID"/>
+        </w:rPr>
+        <w:t>This review was also limited to PubMed/MEDLINE, Scopus, and Web of Science. Embase and Cochrane Library were not searched, which may have limited the comprehensiveness of study identification. Furthermore, subgroup analysis, sensitivity analysis, and meta-regression were not performed because of the limited number of clinically comparable studies within each outcome category. Future studies and meta-analyses should use more uniform complication definitions, report statistical data more completely, and prioritize outcome-specific pooling when a sufficient number of clinically comparable studies is available</w:t>
       </w:r>
       <w:r>
         <w:t>.</w:t>
@@ -668,7 +738,6 @@
         <w:rPr>
           <w:bCs/>
         </w:rPr>
-        <w:lastRenderedPageBreak/>
         <w:t xml:space="preserve">Qassim T, Saeed MF, Qassim A, Al-Rawi S, Al-Salmi S, Salman MT, et al. Intestinal stomas—Current practice and challenges: An institutional review. </w:t>
       </w:r>
       <w:proofErr w:type="spellStart"/>
@@ -782,7 +851,14 @@
         <w:rPr>
           <w:bCs/>
         </w:rPr>
-        <w:t xml:space="preserve"> K, et al. Preoperative stoma site marking reduces postoperative stoma-related complications in emergency surgery: A single center retrospective cohort study. Scandinavian Journal of Surgery. 2024;113(1):40–49. doi:10.1177/14574969231186282</w:t>
+        <w:t xml:space="preserve"> K, et al. Preoperative stoma site marking reduces postoperative stoma-related complications in emergency surgery: A </w:t>
+      </w:r>
+      <w:r>
+        <w:rPr>
+          <w:bCs/>
+        </w:rPr>
+        <w:lastRenderedPageBreak/>
+        <w:t>single center retrospective cohort study. Scandinavian Journal of Surgery. 2024;113(1):40–49. doi:10.1177/14574969231186282</w:t>
       </w:r>
     </w:p>
     <w:p>
@@ -809,7 +885,21 @@
         <w:rPr>
           <w:bCs/>
         </w:rPr>
-        <w:t xml:space="preserve"> F, Caruso R, Bonavina L, </w:t>
+        <w:t xml:space="preserve"> F, Caruso R, </w:t>
+      </w:r>
+      <w:proofErr w:type="spellStart"/>
+      <w:r>
+        <w:rPr>
+          <w:bCs/>
+        </w:rPr>
+        <w:t>Bonavina</w:t>
+      </w:r>
+      <w:proofErr w:type="spellEnd"/>
+      <w:r>
+        <w:rPr>
+          <w:bCs/>
+        </w:rPr>
+        <w:t xml:space="preserve"> L, </w:t>
       </w:r>
       <w:proofErr w:type="spellStart"/>
       <w:r>
@@ -842,21 +932,7 @@
         <w:rPr>
           <w:bCs/>
         </w:rPr>
-        <w:t xml:space="preserve">Gan JX, Liu HP, Chen K. Prevalence and pooled risk factors of stoma outlet obstruction after colorectal surgery with diverting ileostomy: a systematic review and meta-analysis. International Journal of Colorectal Disease. </w:t>
-      </w:r>
-      <w:proofErr w:type="gramStart"/>
-      <w:r>
-        <w:rPr>
-          <w:bCs/>
-        </w:rPr>
-        <w:t>2025;40:119</w:t>
-      </w:r>
-      <w:proofErr w:type="gramEnd"/>
-      <w:r>
-        <w:rPr>
-          <w:bCs/>
-        </w:rPr>
-        <w:t>. doi:10.1007/s00384-025-04862-5</w:t>
+        <w:t>Gan JX, Liu HP, Chen K. Prevalence and pooled risk factors of stoma outlet obstruction after colorectal surgery with diverting ileostomy: a systematic review and meta-analysis. International Journal of Colorectal Disease. 2025;40:119. doi:10.1007/s00384-025-04862-5</w:t>
       </w:r>
     </w:p>
     <w:p>
@@ -876,7 +952,6 @@
         <w:rPr>
           <w:bCs/>
         </w:rPr>
-        <w:lastRenderedPageBreak/>
         <w:t>Toffaha</w:t>
       </w:r>
       <w:proofErr w:type="spellEnd"/>
@@ -912,21 +987,7 @@
         <w:rPr>
           <w:bCs/>
         </w:rPr>
-        <w:t xml:space="preserve"> M, et al. Risk factors for stoma outlet obstruction: systematic review and meta-analysis. Langenbeck’s Archives of Surgery. </w:t>
-      </w:r>
-      <w:proofErr w:type="gramStart"/>
-      <w:r>
-        <w:rPr>
-          <w:bCs/>
-        </w:rPr>
-        <w:t>2025;410:317</w:t>
-      </w:r>
-      <w:proofErr w:type="gramEnd"/>
-      <w:r>
-        <w:rPr>
-          <w:bCs/>
-        </w:rPr>
-        <w:t>. doi:10.1007/s00423-025-03892-5</w:t>
+        <w:t xml:space="preserve"> M, et al. Risk factors for stoma outlet obstruction: systematic review and meta-analysis. Langenbeck’s Archives of Surgery. 2025;410:317. doi:10.1007/s00423-025-03892-5</w:t>
       </w:r>
     </w:p>
     <w:p>
@@ -945,21 +1006,7 @@
         <w:rPr>
           <w:bCs/>
         </w:rPr>
-        <w:t xml:space="preserve">Zhou L, Qin Z, Wang L. Risk factors and incidence of non-closure stoma in patients with anterior resection of rectal cancer with temporary stoma: A systematic review and meta-analysis. European Journal of Surgical Oncology. 2023;49(12):107120. </w:t>
-      </w:r>
-      <w:proofErr w:type="gramStart"/>
-      <w:r>
-        <w:rPr>
-          <w:bCs/>
-        </w:rPr>
-        <w:t>doi:10.1016/j.ejso</w:t>
-      </w:r>
-      <w:proofErr w:type="gramEnd"/>
-      <w:r>
-        <w:rPr>
-          <w:bCs/>
-        </w:rPr>
-        <w:t>.2023.107120</w:t>
+        <w:t>Zhou L, Qin Z, Wang L. Risk factors and incidence of non-closure stoma in patients with anterior resection of rectal cancer with temporary stoma: A systematic review and meta-analysis. European Journal of Surgical Oncology. 2023;49(12):107120. doi:10.1016/j.ejso.2023.107120</w:t>
       </w:r>
     </w:p>
     <w:p>
@@ -1052,6 +1099,7 @@
         <w:rPr>
           <w:bCs/>
         </w:rPr>
+        <w:lastRenderedPageBreak/>
         <w:t xml:space="preserve">Shiraishi T, Ogawa H, Katayama C, </w:t>
       </w:r>
       <w:proofErr w:type="spellStart"/>
@@ -1085,35 +1133,7 @@
         <w:rPr>
           <w:bCs/>
         </w:rPr>
-        <w:t xml:space="preserve">Glynn J, Hollingworth W, Harris J, Mohiuddin S, Ellis L, Reeves BC, et al. The impact of parastomal hernia on </w:t>
-      </w:r>
-      <w:proofErr w:type="gramStart"/>
-      <w:r>
-        <w:rPr>
-          <w:bCs/>
-        </w:rPr>
-        <w:t>quality of life</w:t>
-      </w:r>
-      <w:proofErr w:type="gramEnd"/>
-      <w:r>
-        <w:rPr>
-          <w:bCs/>
-        </w:rPr>
-        <w:t xml:space="preserve"> using data from the CIPHER </w:t>
-      </w:r>
-      <w:proofErr w:type="gramStart"/>
-      <w:r>
-        <w:rPr>
-          <w:bCs/>
-        </w:rPr>
-        <w:t>prospective</w:t>
-      </w:r>
-      <w:proofErr w:type="gramEnd"/>
-      <w:r>
-        <w:rPr>
-          <w:bCs/>
-        </w:rPr>
-        <w:t xml:space="preserve"> cohort study. The European Journal of Health Economics. 2025;26(7):1209–1218. doi:10.1007/s10198-025-01768-5</w:t>
+        <w:t>Glynn J, Hollingworth W, Harris J, Mohiuddin S, Ellis L, Reeves BC, et al. The impact of parastomal hernia on quality of life using data from the CIPHER prospective cohort study. The European Journal of Health Economics. 2025;26(7):1209–1218. doi:10.1007/s10198-025-01768-5</w:t>
       </w:r>
     </w:p>
     <w:p>
@@ -1151,22 +1171,7 @@
         <w:rPr>
           <w:bCs/>
         </w:rPr>
-        <w:lastRenderedPageBreak/>
-        <w:t xml:space="preserve">Zeng Z, Hu Y, Hou S, Yang R, Shi Z, Li X. Risk factors for complications after infantile enterostomy: Development of a clinical prediction model. Frontiers in Public Health. </w:t>
-      </w:r>
-      <w:proofErr w:type="gramStart"/>
-      <w:r>
-        <w:rPr>
-          <w:bCs/>
-        </w:rPr>
-        <w:t>2025;13:1566789</w:t>
-      </w:r>
-      <w:proofErr w:type="gramEnd"/>
-      <w:r>
-        <w:rPr>
-          <w:bCs/>
-        </w:rPr>
-        <w:t>. doi:10.3389/fpubh.2025.1566789</w:t>
+        <w:t>Zeng Z, Hu Y, Hou S, Yang R, Shi Z, Li X. Risk factors for complications after infantile enterostomy: Development of a clinical prediction model. Frontiers in Public Health. 2025;13:1566789. doi:10.3389/fpubh.2025.1566789</w:t>
       </w:r>
     </w:p>
     <w:p>
@@ -1193,49 +1198,21 @@
         <w:rPr>
           <w:bCs/>
         </w:rPr>
-        <w:t xml:space="preserve"> WC, </w:t>
+        <w:t xml:space="preserve"> WC, Derese T, Suga Y, </w:t>
       </w:r>
       <w:proofErr w:type="spellStart"/>
       <w:r>
         <w:rPr>
           <w:bCs/>
         </w:rPr>
-        <w:t>Derese</w:t>
+        <w:t>Teklewold</w:t>
       </w:r>
       <w:proofErr w:type="spellEnd"/>
       <w:r>
         <w:rPr>
           <w:bCs/>
         </w:rPr>
-        <w:t xml:space="preserve"> T, Suga Y, </w:t>
-      </w:r>
-      <w:proofErr w:type="spellStart"/>
-      <w:r>
-        <w:rPr>
-          <w:bCs/>
-        </w:rPr>
-        <w:t>Teklewold</w:t>
-      </w:r>
-      <w:proofErr w:type="spellEnd"/>
-      <w:r>
-        <w:rPr>
-          <w:bCs/>
-        </w:rPr>
-        <w:t xml:space="preserve"> B. Quality of life in patients living with stoma. Ethiopian Journal of Health Sciences. 2021;31(5):993–1000. doi:10.4314/</w:t>
-      </w:r>
-      <w:proofErr w:type="gramStart"/>
-      <w:r>
-        <w:rPr>
-          <w:bCs/>
-        </w:rPr>
-        <w:t>ejhs.v</w:t>
-      </w:r>
-      <w:proofErr w:type="gramEnd"/>
-      <w:r>
-        <w:rPr>
-          <w:bCs/>
-        </w:rPr>
-        <w:t>31i5.11</w:t>
+        <w:t xml:space="preserve"> B. Quality of life in patients living with stoma. Ethiopian Journal of Health Sciences. 2021;31(5):993–1000. doi:10.4314/ejhs.v31i5.11</w:t>
       </w:r>
     </w:p>
     <w:p>
@@ -1391,6 +1368,7 @@
         <w:rPr>
           <w:bCs/>
         </w:rPr>
+        <w:lastRenderedPageBreak/>
         <w:t>Açil</w:t>
       </w:r>
       <w:proofErr w:type="spellEnd"/>
@@ -1412,21 +1390,7 @@
         <w:rPr>
           <w:bCs/>
         </w:rPr>
-        <w:t xml:space="preserve"> D. The effect of recovery status and life conditions on the quality of life in colorectal cancer patients with stoma: A path analysis. Frontiers in Psychology. </w:t>
-      </w:r>
-      <w:proofErr w:type="gramStart"/>
-      <w:r>
-        <w:rPr>
-          <w:bCs/>
-        </w:rPr>
-        <w:t>2025;16:1693626</w:t>
-      </w:r>
-      <w:proofErr w:type="gramEnd"/>
-      <w:r>
-        <w:rPr>
-          <w:bCs/>
-        </w:rPr>
-        <w:t>. doi:10.3389/fpsyg.2025.1693626</w:t>
+        <w:t xml:space="preserve"> D. The effect of recovery status and life conditions on the quality of life in colorectal cancer patients with stoma: A path analysis. Frontiers in Psychology. 2025;16:1693626. doi:10.3389/fpsyg.2025.1693626</w:t>
       </w:r>
     </w:p>
     <w:p>
@@ -1464,21 +1428,7 @@
         <w:rPr>
           <w:bCs/>
         </w:rPr>
-        <w:t xml:space="preserve">Sritan S. Factors contributing to the quality of life among Thai patients diagnosed with colorectal cancer with a stoma: An integrative review. Journal of Advanced Nursing. </w:t>
-      </w:r>
-      <w:proofErr w:type="gramStart"/>
-      <w:r>
-        <w:rPr>
-          <w:bCs/>
-        </w:rPr>
-        <w:t>2023;79:1</w:t>
-      </w:r>
-      <w:proofErr w:type="gramEnd"/>
-      <w:r>
-        <w:rPr>
-          <w:bCs/>
-        </w:rPr>
-        <w:t>–14. doi:10.1111/jan.15460</w:t>
+        <w:t>Sritan S. Factors contributing to the quality of life among Thai patients diagnosed with colorectal cancer with a stoma: An integrative review. Journal of Advanced Nursing. 2023;79:1–14. doi:10.1111/jan.15460</w:t>
       </w:r>
     </w:p>
     <w:p>
@@ -1497,7 +1447,6 @@
         <w:rPr>
           <w:bCs/>
         </w:rPr>
-        <w:lastRenderedPageBreak/>
         <w:t xml:space="preserve">Page MJ, McKenzie JE, Bossuyt PM, </w:t>
       </w:r>
       <w:proofErr w:type="spellStart"/>
@@ -1512,35 +1461,7 @@
         <w:rPr>
           <w:bCs/>
         </w:rPr>
-        <w:t xml:space="preserve"> I, Hoffmann TC, Mulrow CD, et al. The PRISMA 2020 statement: An updated guideline for reporting systematic reviews. BMJ. 2021;</w:t>
-      </w:r>
-      <w:proofErr w:type="gramStart"/>
-      <w:r>
-        <w:rPr>
-          <w:bCs/>
-        </w:rPr>
-        <w:t>372:n</w:t>
-      </w:r>
-      <w:proofErr w:type="gramEnd"/>
-      <w:r>
-        <w:rPr>
-          <w:bCs/>
-        </w:rPr>
-        <w:t>71. doi:10.1136/</w:t>
-      </w:r>
-      <w:proofErr w:type="gramStart"/>
-      <w:r>
-        <w:rPr>
-          <w:bCs/>
-        </w:rPr>
-        <w:t>bmj.n</w:t>
-      </w:r>
-      <w:proofErr w:type="gramEnd"/>
-      <w:r>
-        <w:rPr>
-          <w:bCs/>
-        </w:rPr>
-        <w:t>71</w:t>
+        <w:t xml:space="preserve"> I, Hoffmann TC, Mulrow CD, et al. The PRISMA 2020 statement: An updated guideline for reporting systematic reviews. BMJ. 2021;372:n71. doi:10.1136/bmj.n71</w:t>
       </w:r>
     </w:p>
     <w:p>
@@ -1593,21 +1514,7 @@
         <w:rPr>
           <w:bCs/>
         </w:rPr>
-        <w:t xml:space="preserve">MacDonald S, Wong L-S, Ng HJ, Hastings C, Ross I, Quasim T, et al. </w:t>
-      </w:r>
-      <w:proofErr w:type="gramStart"/>
-      <w:r>
-        <w:rPr>
-          <w:bCs/>
-        </w:rPr>
-        <w:t>Post-operative</w:t>
-      </w:r>
-      <w:proofErr w:type="gramEnd"/>
-      <w:r>
-        <w:rPr>
-          <w:bCs/>
-        </w:rPr>
-        <w:t xml:space="preserve"> outcomes and identification of risk factors for complications after emergency intestinal stoma surgery: A multi-</w:t>
+        <w:t>MacDonald S, Wong L-S, Ng HJ, Hastings C, Ross I, Quasim T, et al. Post-operative outcomes and identification of risk factors for complications after emergency intestinal stoma surgery: A multi-</w:t>
       </w:r>
       <w:proofErr w:type="spellStart"/>
       <w:r>
@@ -1690,7 +1597,14 @@
         <w:rPr>
           <w:bCs/>
         </w:rPr>
-        <w:t xml:space="preserve"> S. Risk factors for early ostomy complications in emergency and elective colorectal surgery: A single-center retrospective cohort study. Scandinavian Journal of Surgery. 2024;113(1):50–59. doi:10.1177/14574969231190291</w:t>
+        <w:t xml:space="preserve"> S. Risk factors for early ostomy complications in emergency and elective colorectal surgery: A single-center retrospective </w:t>
+      </w:r>
+      <w:r>
+        <w:rPr>
+          <w:bCs/>
+        </w:rPr>
+        <w:lastRenderedPageBreak/>
+        <w:t>cohort study. Scandinavian Journal of Surgery. 2024;113(1):50–59. doi:10.1177/14574969231190291</w:t>
       </w:r>
     </w:p>
     <w:p>
@@ -1774,7 +1688,6 @@
         <w:rPr>
           <w:bCs/>
         </w:rPr>
-        <w:lastRenderedPageBreak/>
         <w:t>Takeda M, Takahashi H, Haraguchi N, Miyoshi N, Hata T, Yamamoto H, et al. Factors predictive of high-output ileostomy: A retrospective single-center comparative study. Surgery Today. 2019;49(6):482–487. doi:10.1007/s00595-018-1756-2</w:t>
       </w:r>
     </w:p>
@@ -1858,21 +1771,7 @@
         <w:rPr>
           <w:bCs/>
         </w:rPr>
-        <w:t xml:space="preserve"> T, et al. Risk factors and management of stoma-related obstruction after laparoscopic colorectal surgery with diverting ileostomy. Asian Journal of Surgery. 2021;44(8):1037–1042. </w:t>
-      </w:r>
-      <w:proofErr w:type="gramStart"/>
-      <w:r>
-        <w:rPr>
-          <w:bCs/>
-        </w:rPr>
-        <w:t>doi:10.1016/j.asjsur</w:t>
-      </w:r>
-      <w:proofErr w:type="gramEnd"/>
-      <w:r>
-        <w:rPr>
-          <w:bCs/>
-        </w:rPr>
-        <w:t>.2021.01.002</w:t>
+        <w:t xml:space="preserve"> T, et al. Risk factors and management of stoma-related obstruction after laparoscopic colorectal surgery with diverting ileostomy. Asian Journal of Surgery. 2021;44(8):1037–1042. doi:10.1016/j.asjsur.2021.01.002</w:t>
       </w:r>
     </w:p>
     <w:p>
@@ -1938,6 +1837,7 @@
         <w:rPr>
           <w:bCs/>
         </w:rPr>
+        <w:lastRenderedPageBreak/>
         <w:t>Vergara-Fernández O, Trejo-Avila M, Salgado-</w:t>
       </w:r>
       <w:proofErr w:type="spellStart"/>
@@ -2007,21 +1907,7 @@
         <w:rPr>
           <w:bCs/>
         </w:rPr>
-        <w:t xml:space="preserve"> Q, Yuan Y, Xiang Z. Analysis of risk factors for the sigmoid stoma complications in patients after abdominoperineal resection surgery: An observational study. Medicine. 2024;103(26</w:t>
-      </w:r>
-      <w:proofErr w:type="gramStart"/>
-      <w:r>
-        <w:rPr>
-          <w:bCs/>
-        </w:rPr>
-        <w:t>):e</w:t>
-      </w:r>
-      <w:proofErr w:type="gramEnd"/>
-      <w:r>
-        <w:rPr>
-          <w:bCs/>
-        </w:rPr>
-        <w:t>38751. doi:10.1097/MD.0000000000038751</w:t>
+        <w:t xml:space="preserve"> Q, Yuan Y, Xiang Z. Analysis of risk factors for the sigmoid stoma complications in patients after abdominoperineal resection surgery: An observational study. Medicine. 2024;103(26):e38751. doi:10.1097/MD.0000000000038751</w:t>
       </w:r>
     </w:p>
     <w:p>
@@ -2040,21 +1926,7 @@
         <w:rPr>
           <w:bCs/>
         </w:rPr>
-        <w:t>Ba M-Q, Zheng W-L, Zhang Y-L, Zhang L-L, Chen J-J, Ma J, et al. Construction of a nomogram prediction model for early postoperative stoma complications of colorectal cancer. World Journal of Gastrointestinal Surgery. 2025;17(1):100547. doi:10.4240/</w:t>
-      </w:r>
-      <w:proofErr w:type="gramStart"/>
-      <w:r>
-        <w:rPr>
-          <w:bCs/>
-        </w:rPr>
-        <w:t>wjgs.v17.i</w:t>
-      </w:r>
-      <w:proofErr w:type="gramEnd"/>
-      <w:r>
-        <w:rPr>
-          <w:bCs/>
-        </w:rPr>
-        <w:t>1.100547</w:t>
+        <w:t>Ba M-Q, Zheng W-L, Zhang Y-L, Zhang L-L, Chen J-J, Ma J, et al. Construction of a nomogram prediction model for early postoperative stoma complications of colorectal cancer. World Journal of Gastrointestinal Surgery. 2025;17(1):100547. doi:10.4240/wjgs.v17.i1.100547</w:t>
       </w:r>
     </w:p>
     <w:p>
@@ -2073,35 +1945,7 @@
         <w:rPr>
           <w:bCs/>
         </w:rPr>
-        <w:t xml:space="preserve">Liu H, Zhu X, Yu J, He P, Shen B, Tang X, et al. The quality of life of patients with colorectal cancer and a stoma in China: A quantitative cross-sectional study. Advances in Skin &amp; Wound Care. 2021;34(6):302–309. </w:t>
-      </w:r>
-      <w:proofErr w:type="gramStart"/>
-      <w:r>
-        <w:rPr>
-          <w:bCs/>
-        </w:rPr>
-        <w:t>doi:10.1097/01.ASW</w:t>
-      </w:r>
-      <w:proofErr w:type="gramEnd"/>
-      <w:r>
-        <w:rPr>
-          <w:bCs/>
-        </w:rPr>
-        <w:t>.</w:t>
-      </w:r>
-      <w:proofErr w:type="gramStart"/>
-      <w:r>
-        <w:rPr>
-          <w:bCs/>
-        </w:rPr>
-        <w:t>0000744348.32773.b</w:t>
-      </w:r>
-      <w:proofErr w:type="gramEnd"/>
-      <w:r>
-        <w:rPr>
-          <w:bCs/>
-        </w:rPr>
-        <w:t>9</w:t>
+        <w:t>Liu H, Zhu X, Yu J, He P, Shen B, Tang X, et al. The quality of life of patients with colorectal cancer and a stoma in China: A quantitative cross-sectional study. Advances in Skin &amp; Wound Care. 2021;34(6):302–309. doi:10.1097/01.ASW.0000744348.32773.b9</w:t>
       </w:r>
     </w:p>
     <w:p>
@@ -2120,7 +1964,6 @@
         <w:rPr>
           <w:bCs/>
         </w:rPr>
-        <w:lastRenderedPageBreak/>
         <w:t>Steinhagen E, Colwell J, Cannon LM. Intestinal stomas—Postoperative stoma care and peristomal skin complications. Clinics in Colon and Rectal Surgery. 2017;30(3):184–192. doi:10.1055/s-0037-1598159</w:t>
       </w:r>
     </w:p>
@@ -2154,21 +1997,7 @@
         <w:rPr>
           <w:bCs/>
         </w:rPr>
-        <w:t xml:space="preserve"> P. A systematic review of patient risk factors for complications following stoma formation among adults undergoing colorectal surgery. International Journal of Colorectal Disease. </w:t>
-      </w:r>
-      <w:proofErr w:type="gramStart"/>
-      <w:r>
-        <w:rPr>
-          <w:bCs/>
-        </w:rPr>
-        <w:t>2023;38:238</w:t>
-      </w:r>
-      <w:proofErr w:type="gramEnd"/>
-      <w:r>
-        <w:rPr>
-          <w:bCs/>
-        </w:rPr>
-        <w:t>. doi:10.1007/s00384-023-04523-5</w:t>
+        <w:t xml:space="preserve"> P. A systematic review of patient risk factors for complications following stoma formation among adults undergoing colorectal surgery. International Journal of Colorectal Disease. 2023;38:238. doi:10.1007/s00384-023-04523-5</w:t>
       </w:r>
     </w:p>
     <w:p>
@@ -2187,21 +2016,7 @@
         <w:rPr>
           <w:bCs/>
         </w:rPr>
-        <w:t xml:space="preserve">Ge Z, Zhao X, Liu Z, Yang G, Wu Q, Wang X, et al. Complications of preventive loop ileostomy versus colostomy: A meta-analysis, trial sequential analysis, and systematic review. BMC Surgery. </w:t>
-      </w:r>
-      <w:proofErr w:type="gramStart"/>
-      <w:r>
-        <w:rPr>
-          <w:bCs/>
-        </w:rPr>
-        <w:t>2023;23:235</w:t>
-      </w:r>
-      <w:proofErr w:type="gramEnd"/>
-      <w:r>
-        <w:rPr>
-          <w:bCs/>
-        </w:rPr>
-        <w:t>. doi:10.1186/s12893-023-02129-w</w:t>
+        <w:t>Ge Z, Zhao X, Liu Z, Yang G, Wu Q, Wang X, et al. Complications of preventive loop ileostomy versus colostomy: A meta-analysis, trial sequential analysis, and systematic review. BMC Surgery. 2023;23:235. doi:10.1186/s12893-023-02129-w</w:t>
       </w:r>
     </w:p>
     <w:p>
@@ -2220,6 +2035,7 @@
         <w:rPr>
           <w:bCs/>
         </w:rPr>
+        <w:lastRenderedPageBreak/>
         <w:t xml:space="preserve">D’Ambrosio F, Pappalardo C, Scardigno A, Maida A, Ricciardi R, </w:t>
       </w:r>
       <w:proofErr w:type="spellStart"/>
@@ -2316,7 +2132,7 @@
 </file>
 
 <file path=word/numbering.xml><?xml version="1.0" encoding="utf-8"?>
-<w:numbering xmlns:wpc="http://schemas.microsoft.com/office/word/2010/wordprocessingCanvas" xmlns:cx="http://schemas.microsoft.com/office/drawing/2014/chartex" xmlns:cx1="http://schemas.microsoft.com/office/drawing/2015/9/8/chartex" xmlns:cx2="http://schemas.microsoft.com/office/drawing/2015/10/21/chartex" xmlns:cx3="http://schemas.microsoft.com/office/drawing/2016/5/9/chartex" xmlns:cx4="http://schemas.microsoft.com/office/drawing/2016/5/10/chartex" xmlns:cx5="http://schemas.microsoft.com/office/drawing/2016/5/11/chartex" xmlns:cx6="http://schemas.microsoft.com/office/drawing/2016/5/12/chartex" xmlns:cx7="http://schemas.microsoft.com/office/drawing/2016/5/13/chartex" xmlns:cx8="http://schemas.microsoft.com/office/drawing/2016/5/14/chartex" xmlns:mc="http://schemas.openxmlformats.org/markup-compatibility/2006" xmlns:aink="http://schemas.microsoft.com/office/drawing/2016/ink" xmlns:am3d="http://schemas.microsoft.com/office/drawing/2017/model3d" xmlns:o="urn:schemas-microsoft-com:office:office" xmlns:oel="http://schemas.microsoft.com/office/2019/extlst" xmlns:r="http://schemas.openxmlformats.org/officeDocument/2006/relationships" xmlns:m="http://schemas.openxmlformats.org/officeDocument/2006/math" xmlns:v="urn:schemas-microsoft-com:vml" xmlns:wp14="http://schemas.microsoft.com/office/word/2010/wordprocessingDrawing" xmlns:wp="http://schemas.openxmlformats.org/drawingml/2006/wordprocessingDrawing" xmlns:w10="urn:schemas-microsoft-com:office:word" xmlns:w="http://schemas.openxmlformats.org/wordprocessingml/2006/main" xmlns:w14="http://schemas.microsoft.com/office/word/2010/wordml" xmlns:w15="http://schemas.microsoft.com/office/word/2012/wordml" xmlns:w16cei="http://schemas.microsoft.com/office/word/2026/wordml/cei" xmlns:w16cex="http://schemas.microsoft.com/office/word/2018/wordml/cex" xmlns:w16cid="http://schemas.microsoft.com/office/word/2016/wordml/cid" xmlns:w16="http://schemas.microsoft.com/office/word/2018/wordml" xmlns:w16du="http://schemas.microsoft.com/office/word/2023/wordml/word16du" xmlns:w16sdtdh="http://schemas.microsoft.com/office/word/2020/wordml/sdtdatahash" xmlns:w16sdtfl="http://schemas.microsoft.com/office/word/2024/wordml/sdtformatlock" xmlns:w16se="http://schemas.microsoft.com/office/word/2015/wordml/symex" xmlns:wpg="http://schemas.microsoft.com/office/word/2010/wordprocessingGroup" xmlns:wpi="http://schemas.microsoft.com/office/word/2010/wordprocessingInk" xmlns:wne="http://schemas.microsoft.com/office/word/2006/wordml" xmlns:wps="http://schemas.microsoft.com/office/word/2010/wordprocessingShape" mc:Ignorable="w14 w15 w16se w16cid w16 w16cex w16sdtdh w16sdtfl w16du wp14">
+<w:numbering xmlns:wpc="http://schemas.microsoft.com/office/word/2010/wordprocessingCanvas" xmlns:cx="http://schemas.microsoft.com/office/drawing/2014/chartex" xmlns:cx1="http://schemas.microsoft.com/office/drawing/2015/9/8/chartex" xmlns:cx2="http://schemas.microsoft.com/office/drawing/2015/10/21/chartex" xmlns:cx3="http://schemas.microsoft.com/office/drawing/2016/5/9/chartex" xmlns:cx4="http://schemas.microsoft.com/office/drawing/2016/5/10/chartex" xmlns:cx5="http://schemas.microsoft.com/office/drawing/2016/5/11/chartex" xmlns:cx6="http://schemas.microsoft.com/office/drawing/2016/5/12/chartex" xmlns:cx7="http://schemas.microsoft.com/office/drawing/2016/5/13/chartex" xmlns:cx8="http://schemas.microsoft.com/office/drawing/2016/5/14/chartex" xmlns:mc="http://schemas.openxmlformats.org/markup-compatibility/2006" xmlns:aink="http://schemas.microsoft.com/office/drawing/2016/ink" xmlns:am3d="http://schemas.microsoft.com/office/drawing/2017/model3d" xmlns:o="urn:schemas-microsoft-com:office:office" xmlns:oel="http://schemas.microsoft.com/office/2019/extlst" xmlns:r="http://schemas.openxmlformats.org/officeDocument/2006/relationships" xmlns:m="http://schemas.openxmlformats.org/officeDocument/2006/math" xmlns:v="urn:schemas-microsoft-com:vml" xmlns:wp14="http://schemas.microsoft.com/office/word/2010/wordprocessingDrawing" xmlns:wp="http://schemas.openxmlformats.org/drawingml/2006/wordprocessingDrawing" xmlns:w10="urn:schemas-microsoft-com:office:word" xmlns:w="http://schemas.openxmlformats.org/wordprocessingml/2006/main" xmlns:w14="http://schemas.microsoft.com/office/word/2010/wordml" xmlns:w15="http://schemas.microsoft.com/office/word/2012/wordml" xmlns:w16cex="http://schemas.microsoft.com/office/word/2018/wordml/cex" xmlns:w16cid="http://schemas.microsoft.com/office/word/2016/wordml/cid" xmlns:w16="http://schemas.microsoft.com/office/word/2018/wordml" xmlns:w16du="http://schemas.microsoft.com/office/word/2023/wordml/word16du" xmlns:w16sdtdh="http://schemas.microsoft.com/office/word/2020/wordml/sdtdatahash" xmlns:w16sdtfl="http://schemas.microsoft.com/office/word/2024/wordml/sdtformatlock" xmlns:w16se="http://schemas.microsoft.com/office/word/2015/wordml/symex" xmlns:wpg="http://schemas.microsoft.com/office/word/2010/wordprocessingGroup" xmlns:wpi="http://schemas.microsoft.com/office/word/2010/wordprocessingInk" xmlns:wne="http://schemas.microsoft.com/office/word/2006/wordml" xmlns:wps="http://schemas.microsoft.com/office/word/2010/wordprocessingShape" mc:Ignorable="w14 w15 w16se w16cid w16 w16cex w16sdtdh w16sdtfl w16du wp14">
   <w:abstractNum w:abstractNumId="0" w15:restartNumberingAfterBreak="0">
     <w:nsid w:val="FFFFFF7C"/>
     <w:multiLevelType w:val="singleLevel"/>
